--- a/docs/prd/ManHinhLaiXe.docx
+++ b/docs/prd/ManHinhLaiXe.docx
@@ -2,7 +2,7 @@
 <file path=word/document.xml><?xml version="1.0" encoding="utf-8"?>
 <w:document xmlns:w="http://schemas.openxmlformats.org/wordprocessingml/2006/main" xmlns:m="http://schemas.openxmlformats.org/officeDocument/2006/math" xmlns:r="http://schemas.openxmlformats.org/officeDocument/2006/relationships" xmlns:o="urn:schemas-microsoft-com:office:office" xmlns:v="urn:schemas-microsoft-com:vml" xmlns:w10="urn:schemas-microsoft-com:office:word" xmlns:a="http://schemas.openxmlformats.org/drawingml/2006/main" xmlns:pic="http://schemas.openxmlformats.org/drawingml/2006/picture" xmlns:wp="http://schemas.openxmlformats.org/drawingml/2006/wordprocessingDrawing">
   <w:body>
-    <w:bookmarkStart w:id="35" w:name="màn-hình-luồng-vận-hành-app-lái-xe"/>
+    <w:bookmarkStart w:id="30" w:name="màn-hình-luồng-vận-hành-app-lái-xe"/>
     <w:p>
       <w:pPr>
         <w:pStyle w:val="Heading1"/>
@@ -24,80 +24,10 @@
         <w:pStyle w:val="BodyText"/>
       </w:pPr>
       <w:r>
-        <w:t xml:space="preserve">Xem thêm:</w:t>
-      </w:r>
-      <w:r>
-        <w:t xml:space="preserve"> </w:t>
-      </w:r>
-      <w:hyperlink r:id="rId9">
-        <w:r>
-          <w:rPr>
-            <w:rStyle w:val="Hyperlink"/>
-          </w:rPr>
-          <w:t xml:space="preserve">Tổng quan PRD</w:t>
-        </w:r>
-      </w:hyperlink>
-      <w:r>
-        <w:t xml:space="preserve">,</w:t>
-      </w:r>
-      <w:r>
-        <w:t xml:space="preserve"> </w:t>
-      </w:r>
-      <w:hyperlink r:id="rId10">
-        <w:r>
-          <w:rPr>
-            <w:rStyle w:val="Hyperlink"/>
-          </w:rPr>
-          <w:t xml:space="preserve">Quy trình O2C</w:t>
-        </w:r>
-      </w:hyperlink>
-      <w:r>
-        <w:t xml:space="preserve">,</w:t>
-      </w:r>
-      <w:r>
-        <w:t xml:space="preserve"> </w:t>
-      </w:r>
-      <w:hyperlink r:id="rId11">
-        <w:r>
-          <w:rPr>
-            <w:rStyle w:val="Hyperlink"/>
-          </w:rPr>
-          <w:t xml:space="preserve">Kẹp và Kết hợp</w:t>
-        </w:r>
-      </w:hyperlink>
-      <w:r>
-        <w:t xml:space="preserve">,</w:t>
-      </w:r>
-      <w:r>
-        <w:t xml:space="preserve"> </w:t>
-      </w:r>
-      <w:hyperlink r:id="rId12">
-        <w:r>
-          <w:rPr>
-            <w:rStyle w:val="Hyperlink"/>
-          </w:rPr>
-          <w:t xml:space="preserve">Master data nhà máy</w:t>
-        </w:r>
-      </w:hyperlink>
-      <w:r>
-        <w:t xml:space="preserve">,</w:t>
-      </w:r>
-      <w:r>
-        <w:t xml:space="preserve"> </w:t>
-      </w:r>
-      <w:hyperlink r:id="rId13">
-        <w:r>
-          <w:rPr>
-            <w:rStyle w:val="Hyperlink"/>
-          </w:rPr>
-          <w:t xml:space="preserve">Vận hành Ops</w:t>
-        </w:r>
-      </w:hyperlink>
-      <w:r>
-        <w:t xml:space="preserve">.</w:t>
-      </w:r>
-    </w:p>
-    <w:bookmarkStart w:id="14" w:name="phạm-vi-và-nguyên-tắc-vận-hành"/>
+        <w:t xml:space="preserve">Xem thêm: Tổng quan PRD, Quy trình O2C, Kẹp và Kết hợp, Master data nhà máy, Vận hành Ops.</w:t>
+      </w:r>
+    </w:p>
+    <w:bookmarkStart w:id="9" w:name="phạm-vi-và-nguyên-tắc-vận-hành"/>
     <w:p>
       <w:pPr>
         <w:pStyle w:val="Heading2"/>
@@ -198,8 +128,8 @@
         <w:t xml:space="preserve">Dữ liệu trọng tâm xuất hiện trước, trình bày gọn trên điện thoại, máy tính bảng và máy tính. Không dùng chữ quá lớn, khoảng đệm dư hoặc nhiều lớp thẻ trang trí.</w:t>
       </w:r>
     </w:p>
-    <w:bookmarkEnd w:id="14"/>
-    <w:bookmarkStart w:id="19" w:name="điều-hướng-và-đơn-vị-công-việc"/>
+    <w:bookmarkEnd w:id="9"/>
+    <w:bookmarkStart w:id="14" w:name="điều-hướng-và-đơn-vị-công-việc"/>
     <w:p>
       <w:pPr>
         <w:pStyle w:val="Heading2"/>
@@ -323,7 +253,7 @@
         <w:t xml:space="preserve">. Số lượng và trạng thái trong các tab phải theo công việc thực tế của tài khoản đang đăng nhập.</w:t>
       </w:r>
     </w:p>
-    <w:bookmarkStart w:id="15" w:name="X13089a111d2cdb36ffcbc5d86a28b2b136fb3d6"/>
+    <w:bookmarkStart w:id="10" w:name="X13089a111d2cdb36ffcbc5d86a28b2b136fb3d6"/>
     <w:p>
       <w:pPr>
         <w:pStyle w:val="Heading3"/>
@@ -417,8 +347,8 @@
         <w:t xml:space="preserve">Quan hệ giữa các thẻ KẸP/KẾT HỢP lấy từ cặp ghép có hiệu lực. Giữ từng thẻ riêng, đặt liền kề và có dấu hiệu chung đủ rõ; không suy ra quan hệ chỉ vì trùng biển số hoặc trùng ngày.</w:t>
       </w:r>
     </w:p>
-    <w:bookmarkEnd w:id="15"/>
-    <w:bookmarkStart w:id="16" w:name="thẻ-tổng-quát"/>
+    <w:bookmarkEnd w:id="10"/>
+    <w:bookmarkStart w:id="11" w:name="thẻ-tổng-quát"/>
     <w:p>
       <w:pPr>
         <w:pStyle w:val="Heading3"/>
@@ -910,8 +840,8 @@
         <w:t xml:space="preserve">Giờ hẹn tại nhà máy, giờ tiếp nhận lệnh và thời điểm thực tế bắt đầu chạy phải có nhãn đúng nghĩa. Không hiển thị giờ hẹn như bằng chứng xe đã xuất phát. Ngày nghiệp vụ theo Việt Nam; giữ đủ phút khi phát lệnh và đọc lại, không tự đổi thành giờ tròn.</w:t>
       </w:r>
     </w:p>
-    <w:bookmarkEnd w:id="16"/>
-    <w:bookmarkStart w:id="17" w:name="cảng-theo-chiều-vận-chuyển"/>
+    <w:bookmarkEnd w:id="11"/>
+    <w:bookmarkStart w:id="12" w:name="cảng-theo-chiều-vận-chuyển"/>
     <w:p>
       <w:pPr>
         <w:pStyle w:val="Heading3"/>
@@ -1000,8 +930,8 @@
         <w:t xml:space="preserve">và hướng bổ sung phù hợp quyền; không tạo địa điểm giả hoặc mượn địa điểm của công việc khác.</w:t>
       </w:r>
     </w:p>
-    <w:bookmarkEnd w:id="17"/>
-    <w:bookmarkStart w:id="18" w:name="thu-nhập-kỷ-luật-và-tài-khoản"/>
+    <w:bookmarkEnd w:id="12"/>
+    <w:bookmarkStart w:id="13" w:name="thu-nhập-kỷ-luật-và-tài-khoản"/>
     <w:p>
       <w:pPr>
         <w:pStyle w:val="Heading3"/>
@@ -1084,9 +1014,9 @@
         <w:t xml:space="preserve">Cả ba tab dùng bố cục gọn trên điện thoại, máy tính bảng và máy tính. Số tiền, kỳ, ngày và biển số đọc được nguyên cụm; trạng thái rỗng giải thích rõ thay vì khiến người dùng hiểu thành chưa tải xong hoặc mất dữ liệu.</w:t>
       </w:r>
     </w:p>
-    <w:bookmarkEnd w:id="18"/>
-    <w:bookmarkEnd w:id="19"/>
-    <w:bookmarkStart w:id="21" w:name="chi-tiết-lệnh"/>
+    <w:bookmarkEnd w:id="13"/>
+    <w:bookmarkEnd w:id="14"/>
+    <w:bookmarkStart w:id="16" w:name="chi-tiết-lệnh"/>
     <w:p>
       <w:pPr>
         <w:pStyle w:val="Heading2"/>
@@ -1103,7 +1033,7 @@
         <w:t xml:space="preserve">Mở thẻ vào màn hình chi tiết đầy đủ. Tiêu đề tác vụ ưu tiên tên viết tắt nhà máy, tuyến đường nằm ngay dưới. Có thể thu gọn phần phụ để tiết kiệm diện tích, nhưng tên nhà máy, tuyến và trạng thái công việc vẫn dễ nhận biết. Tuyến đã xuất hiện ở tiêu đề không lặp thành một dòng trong phần thông tin lệnh; phần đó hiển thị địa chỉ nhà máy.</w:t>
       </w:r>
     </w:p>
-    <w:bookmarkStart w:id="20" w:name="thứ-tự-thông-tin"/>
+    <w:bookmarkStart w:id="15" w:name="thứ-tự-thông-tin"/>
     <w:p>
       <w:pPr>
         <w:pStyle w:val="Heading3"/>
@@ -1382,21 +1312,7 @@
         <w:pStyle w:val="BodyText"/>
       </w:pPr>
       <w:r>
-        <w:t xml:space="preserve">Nhà máy, khách hàng và đơn vị xuất hóa đơn là các chủ thể riêng. Không lấy tên/mã số thuế khách hàng thay cho hồ sơ nhà máy đang thiếu. Các nhóm hóa đơn nâng, hạ, vệ sinh dùng hồ sơ tương ứng theo</w:t>
-      </w:r>
-      <w:r>
-        <w:t xml:space="preserve"> </w:t>
-      </w:r>
-      <w:hyperlink r:id="rId12">
-        <w:r>
-          <w:rPr>
-            <w:rStyle w:val="Hyperlink"/>
-          </w:rPr>
-          <w:t xml:space="preserve">Master data nhà máy</w:t>
-        </w:r>
-      </w:hyperlink>
-      <w:r>
-        <w:t xml:space="preserve">; không âm thầm gộp các hồ sơ khác nhau. Thiếu hồ sơ phải được thể hiện rõ, kể cả khi toàn bộ nhóm chưa có dữ liệu.</w:t>
+        <w:t xml:space="preserve">Nhà máy, khách hàng và đơn vị xuất hóa đơn là các chủ thể riêng. Không lấy tên/mã số thuế khách hàng thay cho hồ sơ nhà máy đang thiếu. Các nhóm hóa đơn nâng, hạ, vệ sinh dùng hồ sơ tương ứng theo Master data nhà máy; không âm thầm gộp các hồ sơ khác nhau. Thiếu hồ sơ phải được thể hiện rõ, kể cả khi toàn bộ nhóm chưa có dữ liệu.</w:t>
       </w:r>
     </w:p>
     <w:p>
@@ -1407,9 +1323,9 @@
         <w:t xml:space="preserve">Các phần dài có thể thu gọn độc lập. Tiêu đề phần có tóm tắt đủ nhận diện, biểu thị trạng thái mở/đóng và điều khiển được bằng bàn phím. Thông tin cốt lõi về công việc không bị đẩy xuống dưới một vùng minh họa hoặc thẻ dịch vụ rỗng lớn.</w:t>
       </w:r>
     </w:p>
-    <w:bookmarkEnd w:id="20"/>
-    <w:bookmarkEnd w:id="21"/>
-    <w:bookmarkStart w:id="25" w:name="nhận-lệnh-thực-hiện-và-hoàn-thành"/>
+    <w:bookmarkEnd w:id="15"/>
+    <w:bookmarkEnd w:id="16"/>
+    <w:bookmarkStart w:id="20" w:name="nhận-lệnh-thực-hiện-và-hoàn-thành"/>
     <w:p>
       <w:pPr>
         <w:pStyle w:val="Heading2"/>
@@ -1418,7 +1334,7 @@
         <w:t xml:space="preserve">4. Nhận lệnh, thực hiện và hoàn thành</w:t>
       </w:r>
     </w:p>
-    <w:bookmarkStart w:id="22" w:name="lệnh-mới"/>
+    <w:bookmarkStart w:id="17" w:name="lệnh-mới"/>
     <w:p>
       <w:pPr>
         <w:pStyle w:val="Heading3"/>
@@ -1496,8 +1412,8 @@
         <w:t xml:space="preserve">Nếu xe/tài xế/moóc còn bận ở công việc khác, giữ ràng buộc đúng và hiển thị bền vững lý do cùng mã/liên kết tới công việc đang chặn mà người dùng được quyền xem. Hướng dẫn bước cần làm; không chỉ đưa nút tải lại khiến lái xe lặp lại cùng lỗi. Cặp KẸP hợp lệ được xử lý theo quan hệ dùng chung tài nguyên, không được coi thành xung đột giữa hai thành viên.</w:t>
       </w:r>
     </w:p>
-    <w:bookmarkEnd w:id="22"/>
-    <w:bookmarkStart w:id="23" w:name="thực-hiện-công-việc"/>
+    <w:bookmarkEnd w:id="17"/>
+    <w:bookmarkStart w:id="18" w:name="thực-hiện-công-việc"/>
     <w:p>
       <w:pPr>
         <w:pStyle w:val="Heading3"/>
@@ -1554,8 +1470,8 @@
         <w:t xml:space="preserve">Khi công việc đã được người khác phân lại, hủy hoặc sửa, giải thích thay đổi và giữ nội dung đang nhập để người dùng đối chiếu. Chỉ cho tiếp tục thao tác phù hợp với phân công hiện hành; không âm thầm ghi đè thay đổi của người khác.</w:t>
       </w:r>
     </w:p>
-    <w:bookmarkEnd w:id="23"/>
-    <w:bookmarkStart w:id="24" w:name="e-pod-và-hoàn-thành"/>
+    <w:bookmarkEnd w:id="18"/>
+    <w:bookmarkStart w:id="19" w:name="e-pod-và-hoàn-thành"/>
     <w:p>
       <w:pPr>
         <w:pStyle w:val="Heading3"/>
@@ -1730,9 +1646,9 @@
         <w:t xml:space="preserve">Với LCL, ghi nhận hoàn thành cho công việc hàng lẻ, không phụ thuộc vào container. Bộ chứng từ thay cho phiếu hạ container chưa được xác định đầy đủ và phải làm rõ theo nghiệp vụ hàng lẻ; không tự coi bộ chứng từ FCL là bắt buộc cho mọi công việc LCL. Không yêu cầu số container hoặc ảnh container giả để đóng lệnh.</w:t>
       </w:r>
     </w:p>
-    <w:bookmarkEnd w:id="24"/>
-    <w:bookmarkEnd w:id="25"/>
-    <w:bookmarkStart w:id="26" w:name="ảnh-biên-lai-và-khôi-phục-khi-có-lỗi"/>
+    <w:bookmarkEnd w:id="19"/>
+    <w:bookmarkEnd w:id="20"/>
+    <w:bookmarkStart w:id="21" w:name="ảnh-biên-lai-và-khôi-phục-khi-có-lỗi"/>
     <w:p>
       <w:pPr>
         <w:pStyle w:val="Heading2"/>
@@ -1821,8 +1737,8 @@
         <w:t xml:space="preserve">Luồng lưu ảnh/biên lai của một khoản chi đã có phải giữ đúng khoản chi đó; không yêu cầu tạo lại khoản chi để bổ sung chứng từ.</w:t>
       </w:r>
     </w:p>
-    <w:bookmarkEnd w:id="26"/>
-    <w:bookmarkStart w:id="27" w:name="giao-diện-và-khả-năng-truy-cập"/>
+    <w:bookmarkEnd w:id="21"/>
+    <w:bookmarkStart w:id="22" w:name="giao-diện-và-khả-năng-truy-cập"/>
     <w:p>
       <w:pPr>
         <w:pStyle w:val="Heading2"/>
@@ -1903,8 +1819,8 @@
         <w:t xml:space="preserve">Khi thu gọn/đổi tab/quay lại danh sách, giữ ngữ cảnh công việc phù hợp. Trạng thái mạng và lỗi không được chiếm toàn bộ màn hình hoặc lặp lại thành nhiều thông báo giống nhau.</w:t>
       </w:r>
     </w:p>
-    <w:bookmarkEnd w:id="27"/>
-    <w:bookmarkStart w:id="28" w:name="tiêu-chí-nghiệm-thu"/>
+    <w:bookmarkEnd w:id="22"/>
+    <w:bookmarkStart w:id="23" w:name="tiêu-chí-nghiệm-thu"/>
     <w:p>
       <w:pPr>
         <w:pStyle w:val="Heading2"/>
@@ -2033,8 +1949,8 @@
         <w:t xml:space="preserve">Thu nhập hiển thị đúng tài khoản và kỳ, phân biệt tạm tính/đã chốt/đã trả; Kỷ luật thể hiện lý do, ngày, ảnh hưởng và loại biên bản đã hủy khỏi khấu trừ hiện hành. Tài khoản hiển thị đúng danh tính/xe, chỉ sửa theo quyền và không lộ dữ liệu tài khoản trước sau đăng xuất hoặc đổi người đăng nhập.</w:t>
       </w:r>
     </w:p>
-    <w:bookmarkEnd w:id="28"/>
-    <w:bookmarkStart w:id="32" w:name="chi-phí-lái-xe"/>
+    <w:bookmarkEnd w:id="23"/>
+    <w:bookmarkStart w:id="27" w:name="chi-phí-lái-xe"/>
     <w:p>
       <w:pPr>
         <w:pStyle w:val="Heading2"/>
@@ -2059,7 +1975,7 @@
         <w:t xml:space="preserve">Giữ nguyên phụ cấp tiền đường và ca đã thỏa thuận. Phần cầu đường dùng ước tính khi chưa có số thực tế đã đối chiếu; khi có thì số thực tế thay phần ước tính, không cộng thêm cả hai. Ví dụ ước tính 100.000đ, vé đối chiếu 80.000đ: tổng giảm 20.000đ, phụ cấp không đổi. Phát sinh riêng chỉ tính một lần; công việc kẹp/kết hợp dùng chung nguồn phí, không nhân theo số container. Điều chỉnh/hủy đối chiếu cập nhật theo nguồn còn hiệu lực và giữ lịch sử.</w:t>
       </w:r>
     </w:p>
-    <w:bookmarkStart w:id="29" w:name="nhóm-chi-phí"/>
+    <w:bookmarkStart w:id="24" w:name="nhóm-chi-phí"/>
     <w:p>
       <w:pPr>
         <w:pStyle w:val="Heading3"/>
@@ -2240,8 +2156,8 @@
         <w:t xml:space="preserve">Mỗi khoản đã lưu có thao tác xem/bổ sung chứng từ ngay trong danh sách chi phí. Bổ sung ảnh không mở form nhập tiền mới, không tạo khoản chi hoặc bút toán mới; ảnh tải lỗi được giữ để thử lại thủ công. Khi công việc đã chuyển cho lái xe khác, yêu cầu bổ sung đang mở phải bị từ chối và giữ nội dung chưa gửi.</w:t>
       </w:r>
     </w:p>
-    <w:bookmarkEnd w:id="29"/>
-    <w:bookmarkStart w:id="30" w:name="mức-tham-chiếu-và-nhập-thực-tế"/>
+    <w:bookmarkEnd w:id="24"/>
+    <w:bookmarkStart w:id="25" w:name="mức-tham-chiếu-và-nhập-thực-tế"/>
     <w:p>
       <w:pPr>
         <w:pStyle w:val="Heading3"/>
@@ -2497,8 +2413,8 @@
         <w:t xml:space="preserve">Đây là mức gợi ý khi người dùng chọn khoản phát sinh thực tế; không tự phát sinh tiền chỉ vì tên cảng, thứ trong tuần hoặc loại container trùng điều kiện. Phụ cấp 50.000đ khác với phí nâng/hạ có hóa đơn. Cách tính theo lượt/chuyến/container/ngày và cộng dồn trong kẹp/kết hợp phải theo định mức được cấu hình rõ; không tự nhân theo số dòng container. Tiền tuyến, soi, kiểm hóa và sửa chữa chưa có giá trong tài liệu phải nhập thực tế hoặc theo định mức đã xác định, không tự đặt giá 0.</w:t>
       </w:r>
     </w:p>
-    <w:bookmarkEnd w:id="30"/>
-    <w:bookmarkStart w:id="31" w:name="tiêu-chí-nghiệm-thu-1"/>
+    <w:bookmarkEnd w:id="25"/>
+    <w:bookmarkStart w:id="26" w:name="tiêu-chí-nghiệm-thu-1"/>
     <w:p>
       <w:pPr>
         <w:pStyle w:val="Heading3"/>
@@ -2786,9 +2702,9 @@
         </w:tc>
       </w:tr>
     </w:tbl>
-    <w:bookmarkEnd w:id="31"/>
-    <w:bookmarkEnd w:id="32"/>
-    <w:bookmarkStart w:id="33" w:name="điểm-còn-cần-làm-rõ"/>
+    <w:bookmarkEnd w:id="26"/>
+    <w:bookmarkEnd w:id="27"/>
+    <w:bookmarkStart w:id="28" w:name="điểm-còn-cần-làm-rõ"/>
     <w:p>
       <w:pPr>
         <w:pStyle w:val="Heading2"/>
@@ -2829,8 +2745,8 @@
         <w:t xml:space="preserve">Các điểm này cần được làm rõ với người phụ trách nghiệp vụ trước khi xác định yêu cầu chi tiết.</w:t>
       </w:r>
     </w:p>
-    <w:bookmarkEnd w:id="33"/>
-    <w:bookmarkStart w:id="34" w:name="kết-nối-và-thử-lại"/>
+    <w:bookmarkEnd w:id="28"/>
+    <w:bookmarkStart w:id="29" w:name="kết-nối-và-thử-lại"/>
     <w:p>
       <w:pPr>
         <w:pStyle w:val="Heading2"/>
@@ -2859,8 +2775,8 @@
         <w:t xml:space="preserve">Chi phí trên chuyến đang tồn tại nhưng chưa gắn lô hàng vẫn nhập và xem lại được theo quyền hiện hành. Chỉ liên kết sổ đối chiếu lô khi có lô thật; không tạo lô/chuyến giả và không mất người chi, chứng từ hoặc số tiền đã nhập.</w:t>
       </w:r>
     </w:p>
-    <w:bookmarkEnd w:id="34"/>
-    <w:bookmarkEnd w:id="35"/>
+    <w:bookmarkEnd w:id="29"/>
+    <w:bookmarkEnd w:id="30"/>
     <w:sectPr>
       <w:footnotePr>
         <w:numRestart w:val="eachSect"/>
